--- a/companies/calderwood-partners/People/2009.11.19 - Onboarding - Matthew Parrish.docx
+++ b/companies/calderwood-partners/People/2009.11.19 - Onboarding - Matthew Parrish.docx
@@ -7,27 +7,27 @@
         <w:pStyle w:val="Heading1"/>
       </w:pPr>
       <w:r>
-        <w:t>Onboarding note: Matthew Parrish, Research Associate</w:t>
+        <w:t>Onboarding Record: Matthew Parrish</w:t>
       </w:r>
     </w:p>
     <w:p>
       <w:r>
-        <w:t>Matthew Parrish joins the Advisory practice this week as a Research Associate. The seat is a supporting one, and it matters for that reason: the analytical teams build on the desk research he produces, and a file that is assembled well saves an engagement days of second-guessing later. His work is to pull the company and market material an engagement needs and to turn it around in a form the team can use without redoing it. We hired him because he works quickly and covers the ground in the same pass, which is the pairing this seat calls for, and because his shorthand is written for the people who have to act on it.</w:t>
+        <w:t>Matthew Parrish joins the firm this week as a Research Associate in the Advisory practice, and this short record, which Julie Ramsey keeps in his file, sets down where he sits within the practice and what the opening weeks are meant to accomplish. He comes to us to run benchmarking and comparables, which is the unglamorous but load-bearing work of assembling the outside reference points against which a team measures whatever a client tells it about itself, and that work suits a person who is unwilling to trust a tidy number until he has seen, in some detail, how the number was built.</w:t>
       </w:r>
     </w:p>
     <w:p>
       <w:r>
-        <w:t>He reports to Jason Torres, Principal. Jason will feed him the early requests and set the order they arrive in, so the first weeks build into a steady flow of real work. When two teams want the same hours from him, Jason decides; Matthew Parrish should carry that conflict up to him rather than work out for himself whose request waits. Anything he cannot settle with Jason, he can bring to me.</w:t>
+        <w:t>His contribution is a supporting one in the plain sense that his figures travel into other people's memos and decks before they are ever read on their own, and I want that understood here as a strength and not a limitation, because a comparison is only as sound as the person who assembled it, and a benchmark that will not survive a partner's questioning does the client no good and does us some harm. He should therefore expect his notes to be read closely and argued with, and he should keep writing them in the compact, neutral manner he already favors, marking plainly wherever a source is thin, a definition has been stretched to make two companies comparable, or a figure rests on an assumption that the reader deserves to see named.</w:t>
       </w:r>
     </w:p>
     <w:p>
       <w:r>
-        <w:t>The practical setup runs through Operations in the first day or two: systems, email, and expenses are theirs to arrange, and they will find him early in the week. His desk is on the analyst floor with the rest of Advisory. He should give the opening period to reading into a handful of recent files, so that he has a feel for the questions we are asked before those questions begin arriving on his desk. The prior deliverables sit on the shared drive, and looking at how past research was built and labeled will tell him more about our conventions than any briefing on them would.</w:t>
+        <w:t>Within the practice Matthew Parrish reports to Jason Torres, Principal, who will assign his first pieces of work, set their order against the calendar of live engagements, and read behind him until the firm's standards for a defensible number have become second nature. Questions of scope or method that he cannot settle at his own desk should go to Jason Torres before they travel any further, and the same is true of any request that would pull his time across more engagements than a week can honestly hold.</w:t>
       </w:r>
     </w:p>
     <w:p>
       <w:r>
-        <w:t>One habit counts for more than the others in this seat. When the material will not support what a team wants to claim, he should say so and mark the gap plainly. A note that is honest about what it could not establish is worth more to us than one that looks finished and hides a hole. Julie Ramsey will read a piece or two of his early work while the conventions are still settling, which is ordinary for a new associate and no cause for concern.</w:t>
+        <w:t>For this first period the aim is deliberately modest: to learn which sources the firm trusts and why, how a comparable set is constructed and defended here, and how far a figure may be pushed before it stops being something we would put our name to. His workspace and systems access are arranged, and his staffing for the opening weeks is settled. Before the end of his first week he should sit down with Jason Torres to walk through the two engagements he will support, so that his benchmarking has a live problem to attach itself to from the outset.</w:t>
       </w:r>
     </w:p>
     <w:sectPr>
